--- a/runs/run_noaug_testabl/Loss_chapter.docx
+++ b/runs/run_noaug_testabl/Loss_chapter.docx
@@ -56,6 +56,65 @@
           <w:sz w:val="22"/>
         </w:rPr>
         <w:t>The base loss keeps the standard three-component structure of YOLOv8: a bounding-box regression loss (IoU + DFL), a classification loss (BCE), and a distribution focal loss for box refinement. The custom modifications sit on top of this structure, adding size-aware weighting, a small-object center loss, adaptive gradient clipping, tunable TAL assignment, and optional shape-aware label assignment.</w:t>
+      </w:r>
+    </w:p>
+    <w:p>
+      <w:pPr>
+        <w:spacing w:before="160" w:after="40"/>
+        <w:jc w:val="center"/>
+      </w:pPr>
+      <w:r>
+        <w:drawing>
+          <wp:inline distT="0" distB="0" distL="0" distR="0">
+            <wp:extent cx="5829300" cy="3378400"/>
+            <wp:effectExtent l="0" t="0" r="0" b="0"/>
+            <wp:docPr id="100" name="LossMechanism"/>
+            <wp:cNvGraphicFramePr>
+              <a:graphicFrameLocks xmlns:a="http://schemas.openxmlformats.org/drawingml/2006/main" noChangeAspect="1"/>
+            </wp:cNvGraphicFramePr>
+            <a:graphic xmlns:a="http://schemas.openxmlformats.org/drawingml/2006/main">
+              <a:graphicData uri="http://schemas.openxmlformats.org/drawingml/2006/picture">
+                <pic:pic xmlns:pic="http://schemas.openxmlformats.org/drawingml/2006/picture">
+                  <pic:nvPicPr>
+                    <pic:cNvPr id="100" name="LossMechanism"/>
+                    <pic:cNvPicPr/>
+                  </pic:nvPicPr>
+                  <pic:blipFill>
+                    <a:blip r:embed="rId9"/>
+                    <a:stretch>
+                      <a:fillRect/>
+                    </a:stretch>
+                  </pic:blipFill>
+                  <pic:spPr>
+                    <a:xfrm>
+                      <a:off x="0" y="0"/>
+                      <a:ext cx="5829300" cy="3378400"/>
+                    </a:xfrm>
+                    <a:prstGeom prst="rect">
+                      <a:avLst/>
+                    </a:prstGeom>
+                  </pic:spPr>
+                </pic:pic>
+              </a:graphicData>
+            </a:graphic>
+          </wp:inline>
+        </w:drawing>
+      </w:r>
+    </w:p>
+    <w:p>
+      <w:pPr>
+        <w:spacing w:before="60" w:after="220"/>
+      </w:pPr>
+      <w:r>
+        <w:rPr>
+          <w:rFonts w:ascii="Arial" w:cs="Arial" w:eastAsia="Arial" w:hAnsi="Arial"/>
+          <w:i/>
+          <w:iCs/>
+          <w:color w:val="555555"/>
+          <w:sz w:val="18"/>
+          <w:szCs w:val="18"/>
+        </w:rPr>
+        <w:t xml:space="preserve">Figure 1. The custom training objective. Tuned task-aligned label assignment (top-k 13, α 0.7, β 4.0, CIoU overlap) feeds the BCE classification loss and the size-aware, per-sample-clipped IoU + DFL localization loss. The four panels detail the dynamic α schedule (0.7→0.3, clamp 0.2–0.8), the small-object weight boost (≤40 px, ×2.5), adaptive clipping (IoU 50→20, DFL 25→10, applied as cap÷10), and the tuned TAL. The optional center-loss term is disabled (weight 0) in this recipe.</w:t>
       </w:r>
     </w:p>
     <w:p>
